--- a/templates_word/conventiondespparis.docx
+++ b/templates_word/conventiondespparis.docx
@@ -268,7 +268,21 @@
         <w:jc w:val="both"/>
       </w:pPr>
       <w:r>
-        <w:t>Certification Nationale Qualité QUALIOPI n°03169 délivrée par SGS en date du 21/10/2024,</w:t>
+        <w:t xml:space="preserve">Certification Nationale Qualité QUALIOPI n°03169 </w:t>
+      </w:r>
+      <w:proofErr w:type="spellStart"/>
+      <w:r>
+        <w:t>d</w:t>
+      </w:r>
+      <w:r>
+        <w:t>x</w:t>
+      </w:r>
+      <w:r>
+        <w:t>élivrée</w:t>
+      </w:r>
+      <w:proofErr w:type="spellEnd"/>
+      <w:r>
+        <w:t xml:space="preserve"> par SGS en date du 21/10/2024,</w:t>
       </w:r>
     </w:p>
     <w:p>
@@ -1021,37 +1035,11 @@
           <w:sz w:val="21"/>
           <w:szCs w:val="21"/>
         </w:rPr>
-        <w:t xml:space="preserve">16/24 rue Cabanis (Villa </w:t>
-      </w:r>
-      <w:proofErr w:type="spellStart"/>
+        <w:t>Atelier Modulable – 53 rue des Vinaigriers 75010 PARIS)</w:t>
+      </w:r>
       <w:r>
         <w:rPr>
           <w:bCs/>
-          <w:sz w:val="21"/>
-          <w:szCs w:val="21"/>
-        </w:rPr>
-        <w:t>Lourcine</w:t>
-      </w:r>
-      <w:proofErr w:type="spellEnd"/>
-      <w:r>
-        <w:rPr>
-          <w:bCs/>
-          <w:sz w:val="21"/>
-          <w:szCs w:val="21"/>
-        </w:rPr>
-        <w:t>) entrée 5 – 75014 PARIS</w:t>
-      </w:r>
-      <w:r>
-        <w:rPr>
-          <w:b/>
-          <w:sz w:val="21"/>
-          <w:szCs w:val="21"/>
-        </w:rPr>
-        <w:t xml:space="preserve"> </w:t>
-      </w:r>
-      <w:r>
-        <w:rPr>
-          <w:b/>
           <w:sz w:val="21"/>
           <w:szCs w:val="21"/>
         </w:rPr>
